--- a/_site/organizacion-industrial/2023-06-17-estructura-del-mercado/index.docx
+++ b/_site/organizacion-industrial/2023-06-17-estructura-del-mercado/index.docx
@@ -44,7 +44,7 @@
         <w:t xml:space="preserve"> </w:t>
       </w:r>
     </w:p>
-    <w:bookmarkStart w:id="20" w:name="title"/>
+    <w:bookmarkStart w:id="22" w:name="title"/>
     <w:p>
       <w:pPr>
         <w:pStyle w:val="Heading1"/>
@@ -93,8 +93,8 @@
         <w:t xml:space="preserve"> </w:t>
       </w:r>
     </w:p>
-    <w:bookmarkEnd w:id="20"/>
-    <w:bookmarkStart w:id="24" w:name="author-note"/>
+    <w:bookmarkEnd w:id="22"/>
+    <w:bookmarkStart w:id="26" w:name="author-note"/>
     <w:p>
       <w:pPr>
         <w:pStyle w:val="Heading1"/>
@@ -113,15 +113,15 @@
       <w:r>
         <w:t xml:space="preserve"> </w:t>
       </w:r>
-      <w:bookmarkStart w:id="21" w:name="orchid"/>
+      <w:bookmarkStart w:id="23" w:name="orchid"/>
       <w:r>
         <w:t xml:space="preserve">Orcid ID Logo: A green circle with white letters ID</w:t>
       </w:r>
-      <w:bookmarkEnd w:id="21"/>
+      <w:bookmarkEnd w:id="23"/>
       <w:r>
         <w:t xml:space="preserve"> </w:t>
       </w:r>
-      <w:hyperlink r:id="rId22">
+      <w:hyperlink r:id="rId24">
         <w:r>
           <w:rPr>
             <w:rStyle w:val="Hyperlink"/>
@@ -160,7 +160,7 @@
         <w:t xml:space="preserve">: </w:t>
       </w:r>
       <w:r>
-        <w:t xml:space="preserve">conceptualización y redacción</w:t>
+        <w:t xml:space="preserve">conceptualización, metodología, análisis formal, investigación, recursos, curación de datos, redacción, visualización, supervisión, y administración del proyecto</w:t>
       </w:r>
     </w:p>
     <w:p>
@@ -168,12 +168,12 @@
         <w:pStyle w:val="BodyText"/>
       </w:pPr>
       <w:r>
-        <w:t xml:space="preserve">La correspondencia relativa a este artículo debe dirigirse a Edison Achalma, Escuela Profesional de Economía, Universidad Nacional de San Cristóbal de Huamanga, Ayacucho, AYA, Perú, Email:</w:t>
+        <w:t xml:space="preserve">La correspondencia relativa a este artículo debe dirigirse a Edison Achalma, Escuela Profesional de Economía, Universidad Nacional de San Cristóbal de Huamanga, Portal Independencia N° 57, Ayacucho, AYA 5001, Perú, Email:</w:t>
       </w:r>
       <w:r>
         <w:t xml:space="preserve"> </w:t>
       </w:r>
-      <w:hyperlink r:id="rId23">
+      <w:hyperlink r:id="rId25">
         <w:r>
           <w:rPr>
             <w:rStyle w:val="Hyperlink"/>
@@ -187,8 +187,8 @@
         <w:br w:type="page"/>
       </w:r>
     </w:p>
-    <w:bookmarkEnd w:id="24"/>
-    <w:bookmarkStart w:id="25" w:name="abstract"/>
+    <w:bookmarkEnd w:id="26"/>
+    <w:bookmarkStart w:id="27" w:name="abstract"/>
     <w:p>
       <w:pPr>
         <w:pStyle w:val="Heading1"/>
@@ -225,8 +225,8 @@
         <w:br w:type="page"/>
       </w:r>
     </w:p>
-    <w:bookmarkEnd w:id="25"/>
-    <w:bookmarkStart w:id="26" w:name="firstheader"/>
+    <w:bookmarkEnd w:id="27"/>
+    <w:bookmarkStart w:id="28" w:name="firstheader"/>
     <w:p>
       <w:pPr>
         <w:pStyle w:val="Heading1"/>
@@ -699,8 +699,8 @@
         <w:t xml:space="preserve">Competencia a través de la publicidad y marketing. MODELOS DE OLIGOPOLIO: 7.5.1. El Duopolio de Cournot. 7.5.2. La Competencia Monopolística en el modelo de Cournot. 7.5.3. El Duopolio de Stackelberg 7.5.4. El Duopolio de Chamberlin 7.5.5. El Duopolio de Bertrand. 7.5.6. El Duopolio de Egdeworth 7.5.7. El Duopolio de Paul SWEZZY</w:t>
       </w:r>
     </w:p>
-    <w:bookmarkEnd w:id="26"/>
-    <w:bookmarkStart w:id="41" w:name="publicaciones-similares"/>
+    <w:bookmarkEnd w:id="28"/>
+    <w:bookmarkStart w:id="43" w:name="publicaciones-similares"/>
     <w:p>
       <w:pPr>
         <w:pStyle w:val="Heading1"/>
@@ -725,11 +725,11 @@
           <w:numId w:val="1006"/>
         </w:numPr>
       </w:pPr>
-      <w:hyperlink r:id="rId27"/>
+      <w:hyperlink r:id="rId29"/>
       <w:r>
         <w:t xml:space="preserve"> </w:t>
       </w:r>
-      <w:hyperlink r:id="rId28">
+      <w:hyperlink r:id="rId30">
         <w:r>
           <w:rPr>
             <w:rStyle w:val="Hyperlink"/>
@@ -746,11 +746,11 @@
           <w:numId w:val="1006"/>
         </w:numPr>
       </w:pPr>
-      <w:hyperlink r:id="rId29"/>
+      <w:hyperlink r:id="rId31"/>
       <w:r>
         <w:t xml:space="preserve"> </w:t>
       </w:r>
-      <w:hyperlink r:id="rId30">
+      <w:hyperlink r:id="rId32">
         <w:r>
           <w:rPr>
             <w:rStyle w:val="Hyperlink"/>
@@ -767,11 +767,11 @@
           <w:numId w:val="1006"/>
         </w:numPr>
       </w:pPr>
-      <w:hyperlink r:id="rId31"/>
+      <w:hyperlink r:id="rId33"/>
       <w:r>
         <w:t xml:space="preserve"> </w:t>
       </w:r>
-      <w:hyperlink r:id="rId32">
+      <w:hyperlink r:id="rId34">
         <w:r>
           <w:rPr>
             <w:rStyle w:val="Hyperlink"/>
@@ -788,11 +788,11 @@
           <w:numId w:val="1006"/>
         </w:numPr>
       </w:pPr>
-      <w:hyperlink r:id="rId33"/>
+      <w:hyperlink r:id="rId35"/>
       <w:r>
         <w:t xml:space="preserve"> </w:t>
       </w:r>
-      <w:hyperlink r:id="rId34">
+      <w:hyperlink r:id="rId36">
         <w:r>
           <w:rPr>
             <w:rStyle w:val="Hyperlink"/>
@@ -809,11 +809,11 @@
           <w:numId w:val="1006"/>
         </w:numPr>
       </w:pPr>
-      <w:hyperlink r:id="rId35"/>
+      <w:hyperlink r:id="rId37"/>
       <w:r>
         <w:t xml:space="preserve"> </w:t>
       </w:r>
-      <w:hyperlink r:id="rId36">
+      <w:hyperlink r:id="rId38">
         <w:r>
           <w:rPr>
             <w:rStyle w:val="Hyperlink"/>
@@ -830,11 +830,11 @@
           <w:numId w:val="1006"/>
         </w:numPr>
       </w:pPr>
-      <w:hyperlink r:id="rId37"/>
+      <w:hyperlink r:id="rId39"/>
       <w:r>
         <w:t xml:space="preserve"> </w:t>
       </w:r>
-      <w:hyperlink r:id="rId38">
+      <w:hyperlink r:id="rId40">
         <w:r>
           <w:rPr>
             <w:rStyle w:val="Hyperlink"/>
@@ -851,11 +851,11 @@
           <w:numId w:val="1006"/>
         </w:numPr>
       </w:pPr>
-      <w:hyperlink r:id="rId39"/>
+      <w:hyperlink r:id="rId41"/>
       <w:r>
         <w:t xml:space="preserve"> </w:t>
       </w:r>
-      <w:hyperlink r:id="rId40">
+      <w:hyperlink r:id="rId42">
         <w:r>
           <w:rPr>
             <w:rStyle w:val="Hyperlink"/>
@@ -872,14 +872,14 @@
         <w:t xml:space="preserve">Esperamos que encuentres estas publicaciones igualmente interesantes y útiles. ¡Disfruta de la lectura!</w:t>
       </w:r>
     </w:p>
-    <w:bookmarkEnd w:id="41"/>
+    <w:bookmarkEnd w:id="43"/>
     <w:sectPr>
-      <w:headerReference r:id="rId9" w:type="even"/>
-      <w:headerReference r:id="rId11" w:type="default"/>
-      <w:footerReference r:id="rId14" w:type="even"/>
-      <w:footerReference r:id="rId13" w:type="default"/>
-      <w:headerReference r:id="rId10" w:type="first"/>
-      <w:footerReference r:id="rId12" w:type="first"/>
+      <w:headerReference r:id="rId8" w:type="even"/>
+      <w:headerReference r:id="rId9" w:type="default"/>
+      <w:footerReference r:id="rId10" w:type="even"/>
+      <w:footerReference r:id="rId11" w:type="default"/>
+      <w:headerReference r:id="rId12" w:type="first"/>
+      <w:footerReference r:id="rId13" w:type="first"/>
       <w:pgSz w:h="15840" w:w="12240"/>
       <w:pgMar w:bottom="1440" w:footer="720" w:gutter="0" w:header="720" w:left="1440" w:right="1440" w:top="1440"/>
       <w:cols w:space="720"/>
